--- a/REVISI_HAL02_IHDA.docx
+++ b/REVISI_HAL02_IHDA.docx
@@ -34,7 +34,7 @@
         <w:rPr>
           <w:rFonts w:ascii="Scheherazade New" w:hAnsi="Scheherazade New"/>
           <w:color w:val="1A237E"/>
-          <w:sz w:val="26"/>
+          <w:sz w:val="25"/>
         </w:rPr>
         <w:t>إِهْدَاءُ الشَّيْخِ الْبَشِيرِ</w:t>
       </w:r>
@@ -55,7 +55,7 @@
         <w:rPr>
           <w:rFonts w:ascii="Scheherazade New" w:hAnsi="Scheherazade New"/>
           <w:color w:val="1A237E"/>
-          <w:sz w:val="26"/>
+          <w:sz w:val="25"/>
         </w:rPr>
         <w:t>أُهْدِي هَذَا الْعَمَلَ إِلَى سَيِّدِي رَسُولِ اللهِ صَلَّى اللهُ عَلَيْهِ وَسَلَّمَ</w:t>
       </w:r>
@@ -76,7 +76,7 @@
         <w:rPr>
           <w:rFonts w:ascii="Scheherazade New" w:hAnsi="Scheherazade New"/>
           <w:color w:val="1A237E"/>
-          <w:sz w:val="26"/>
+          <w:sz w:val="25"/>
         </w:rPr>
         <w:t>وَإِلَى آلِ بَيْتِهِ الطَّيِّبِينَ الْأَخْيَارِ</w:t>
       </w:r>
@@ -97,7 +97,7 @@
         <w:rPr>
           <w:rFonts w:ascii="Scheherazade New" w:hAnsi="Scheherazade New"/>
           <w:color w:val="1A237E"/>
-          <w:sz w:val="26"/>
+          <w:sz w:val="25"/>
         </w:rPr>
         <w:t>وَلِلشَّيْخِ الْفَقِيرِ الْقَادِرِيِّ</w:t>
       </w:r>
@@ -118,7 +118,7 @@
         <w:rPr>
           <w:rFonts w:ascii="Scheherazade New" w:hAnsi="Scheherazade New"/>
           <w:color w:val="1A237E"/>
-          <w:sz w:val="26"/>
+          <w:sz w:val="25"/>
         </w:rPr>
         <w:t>وَلِلدُّكْتُورِ بِيهُونِي</w:t>
       </w:r>
@@ -139,7 +139,7 @@
         <w:rPr>
           <w:rFonts w:ascii="Scheherazade New" w:hAnsi="Scheherazade New"/>
           <w:color w:val="1A237E"/>
-          <w:sz w:val="26"/>
+          <w:sz w:val="25"/>
         </w:rPr>
         <w:t>وَإِلَى جَمِيعِ الْفُقَرَاءِ</w:t>
       </w:r>
@@ -159,7 +159,7 @@
           <w:color w:val="1A237E"/>
           <w:sz w:val="18"/>
         </w:rPr>
-        <w:t>Ihdā'ush-Syaikhil-Basyīr, uhdī hādzal-'amala ilā Sayyidī Rasūlillāhi ṣallallāhu 'alaihi wa sallam, wa ilā Āli baitihith-Ṭayyibīnal-Akhyār, wa lish-Syaikhil-Faqīril-Qādiriyy, wa lid-Duktūri Bīhūnī, wa ilā jamī'il-Fuqarā'.</w:t>
+        <w:t>Ihdā'usy-Syaikhil-Basyīr, uhdī hādzal-'amala ilā Sayyidī Rasūlillāhi shallallāhu 'alaihi wa sallam, wa ilā Āli baitihits-Thayyibīnal-Akhyār, wa lisy-Syaikhil-Faqīril-Qādiriyy, wa lid-Duktūri Bīhūnī, wa ilā jamī'il-Fuqarā'.</w:t>
       </w:r>
     </w:p>
     <w:p>
@@ -196,9 +196,6 @@
     <w:p>
       <w:r>
         <w:rPr>
-          <w:rFonts w:ascii="Calibri" w:hAnsi="Calibri"/>
-          <w:b w:val="0"/>
-          <w:i w:val="0"/>
           <w:sz w:val="17"/>
         </w:rPr>
         <w:t>Ihda' adalah adab sufi: menghadiahkan pahala karya kepada Nabi &amp; Ahlul Bait sebelum ilmu disebar — menandakan keberkahan sanad. Syaikh al-Faqir al-Qadiri adalah guru thariqah penulis (disebut juga di ijazah hal 03: «athāla Allāhu lanā fī 'umrih» — semoga dipanjangkan umur). Dr. Bihuni (بيهوني) kemungkinan peneliti/mentor akademik forum — disebut setara guru, menunjukkan kolaborasi sufi-akademik. Fuqara (فقراء) bukan fakir miskin harta, tetapi «faqir ilallāh» — murid yang merasa butuh kepada Allah, istilah Qadiriyah untuk ikhwan.</w:t>
@@ -215,9 +212,6 @@
     <w:p>
       <w:r>
         <w:rPr>
-          <w:rFonts w:ascii="Calibri" w:hAnsi="Calibri"/>
-          <w:b w:val="0"/>
-          <w:i w:val="0"/>
           <w:sz w:val="17"/>
         </w:rPr>
         <w:t>Halaman ihda' tidak ada ritual khusus — fungsinya niyyah &amp; sanad. Adab: baca ihda' dengan khushu', hadiahkan Fatihah setelahnya (seperti ijazah hal 03: shalawat + Fatihah untuk Nabi, guru, diri). Tidak perlu menulis/membakar halaman ini.</w:t>
@@ -227,7 +221,7 @@
       <w:headerReference w:type="default" r:id="rId9"/>
       <w:footerReference w:type="default" r:id="rId10"/>
       <w:pgSz w:w="11909" w:h="16834"/>
-      <w:pgMar w:top="864" w:right="1008" w:bottom="864" w:left="1008" w:header="432" w:footer="432" w:gutter="0"/>
+      <w:pgMar w:top="792" w:right="936" w:bottom="792" w:left="936" w:header="432" w:footer="432" w:gutter="0"/>
       <w:cols w:space="720"/>
       <w:docGrid w:linePitch="360"/>
     </w:sectPr>
@@ -252,7 +246,7 @@
         <w:color w:val="757575"/>
         <w:sz w:val="12"/>
       </w:rPr>
-      <w:t xml:space="preserve"> — Hal 02 IHDA' — isi kitab saja</w:t>
+      <w:t xml:space="preserve"> — REVISI_HAL02_IHDA</w:t>
     </w:r>
   </w:p>
 </w:ftr>
@@ -271,7 +265,7 @@
         <w:color w:val="6D4C41"/>
         <w:sz w:val="13"/>
       </w:rPr>
-      <w:t>Anwār ash-Shaykh al-Bashīr — HAL 02 IHDA' — arab • latin • Terjemahan</w:t>
+      <w:t>Anwār ash-Shaykh al-Bashīr — HALAMAN 02 — IHDA' — إِهْدَاءُ الشَّيْخِ الْبَشِيرِ</w:t>
     </w:r>
   </w:p>
 </w:hdr>
@@ -641,7 +635,7 @@
     <w:qFormat/>
     <w:rsid w:val="00FC693F"/>
     <w:pPr>
-      <w:spacing w:after="80" w:line="259" w:lineRule="auto"/>
+      <w:spacing w:after="60" w:line="259" w:lineRule="auto"/>
     </w:pPr>
     <w:rPr>
       <w:rFonts w:ascii="Calibri" w:hAnsi="Calibri"/>
@@ -704,7 +698,7 @@
     <w:pPr>
       <w:keepNext/>
       <w:keepLines/>
-      <w:spacing w:before="120" w:after="60"/>
+      <w:spacing w:before="100" w:after="40"/>
       <w:outlineLvl w:val="0"/>
     </w:pPr>
     <w:rPr>
@@ -712,7 +706,7 @@
       <w:b/>
       <w:bCs/>
       <w:color w:val="1B5E20"/>
-      <w:sz w:val="32"/>
+      <w:sz w:val="30"/>
       <w:szCs w:val="28"/>
     </w:rPr>
   </w:style>
@@ -728,7 +722,7 @@
     <w:pPr>
       <w:keepNext/>
       <w:keepLines/>
-      <w:spacing w:before="120" w:after="60"/>
+      <w:spacing w:before="100" w:after="40"/>
       <w:outlineLvl w:val="1"/>
     </w:pPr>
     <w:rPr>
@@ -752,15 +746,14 @@
     <w:pPr>
       <w:keepNext/>
       <w:keepLines/>
-      <w:spacing w:before="120" w:after="60"/>
+      <w:spacing w:before="200" w:after="0"/>
       <w:outlineLvl w:val="2"/>
     </w:pPr>
     <w:rPr>
-      <w:rFonts w:asciiTheme="majorHAnsi" w:eastAsiaTheme="majorEastAsia" w:hAnsiTheme="majorHAnsi" w:cstheme="majorBidi" w:ascii="Calibri" w:hAnsi="Calibri"/>
+      <w:rFonts w:asciiTheme="majorHAnsi" w:eastAsiaTheme="majorEastAsia" w:hAnsiTheme="majorHAnsi" w:cstheme="majorBidi"/>
       <w:b/>
       <w:bCs/>
-      <w:color w:val="4E342E"/>
-      <w:sz w:val="20"/>
+      <w:color w:val="4F81BD" w:themeColor="accent1"/>
     </w:rPr>
   </w:style>
   <w:style w:type="paragraph" w:styleId="Heading4">
